--- a/Volume 1/Chapter 04 - Databases/SPA_Vol1_Ch4_Lesson4_1_Database_Concepts.docx
+++ b/Volume 1/Chapter 04 - Databases/SPA_Vol1_Ch4_Lesson4_1_Database_Concepts.docx
@@ -95,10 +95,7 @@
     </w:p>
     <w:p>
       <w:r>
-        <w:t>Chapter 3's Contact Manager kept its contacts in contacts.csv, and that worked for one program used by one person. Real systems share their data: a web service, a reporting tool, and an administrator's script may all read and change the same contacts at the same moment. A plain file gives them no help: nothing stops two programs from overwriting each other, nothing checks that a row makes sense, and every question means reading the whole file. A database is built for exactly this, and its vocabulary, tables</w:t>
-      </w:r>
-      <w:r>
-        <w:t>, rows, columns, keys, and schemas, is the vocabulary of every later lesson in this chapter and of most systems you will meet.</w:t>
+        <w:t>Chapter 3's Contact Manager kept its contacts in contacts.csv, and that worked for one program used by one person. Real systems share their data: a web service, a reporting tool, and an administrator's script may all read and change the same contacts at the same moment. A plain file gives them no help: nothing stops two programs from overwriting each other, nothing checks that a row makes sense, and every question means reading the whole file. A database is built for exactly this, and its vocabulary, tables, rows, columns, keys, and schemas, is the vocabulary of every later lesson in this chapter and of most systems you will meet.</w:t>
       </w:r>
     </w:p>
     <w:p>
@@ -272,10 +269,7 @@
         <w:pStyle w:val="ListBullet"/>
       </w:pPr>
       <w:r>
-        <w:t>A key is a column, or a set of columns, that identifies rows. The primary key, here id, gives every row a value that no other row has and that is never NULL, so it names exactly one row even when two contacts share a name or a contact changes their email. contacts.csv had no key: the name was the only identity, and every program had to enforce it itself. A unique key, as email will be in Lesson 4.4, also forbids repeats but is not the row's main identity. A foreign key is a column that holds another table's</w:t>
-      </w:r>
-      <w:r>
-        <w:t xml:space="preserve"> primary key, which links a row to a row of another table; Lesson 4.11 uses one to put contacts into groups. Tables linked by keys make a relational database, and SQL (Lesson 4.0) is its language.</w:t>
+        <w:t>A key is a column, or a set of columns, that identifies rows. The primary key, here id, gives every row a value that no other row has and that is never NULL, so it names exactly one row even when two contacts share a name or a contact changes their email. contacts.csv had no key: the name was the only identity, and every program had to enforce it itself. A unique key, as email will be in Lesson 4.4, also forbids repeats but is not the row's main identity. A foreign key is a column that holds another table's primary key, which links a row to a row of another table; Lesson 4.11 uses one to put contacts into groups. Tables linked by keys make a relational database, and SQL (Lesson 4.0) is its language.</w:t>
       </w:r>
     </w:p>
     <w:p>
@@ -283,10 +277,7 @@
         <w:pStyle w:val="ListBullet"/>
       </w:pPr>
       <w:r>
-        <w:t>A database is a named collection of tables that belong together. In MySQL, schema is another word for database: CREATE SCHEMA is the same statement as CREATE DATABASE, and Lesson 4.0's spa_setup_check was one. The word schema also means a database's design: its tables, their columns and types, and their keys and rules. When Lesson 4.4 says "a small schema", it means that design. (Other servers use the word slightly differently: in SQL Server and PostgreSQL a schema is a named group of tables inside a databa</w:t>
-      </w:r>
-      <w:r>
-        <w:t>se. MySQL's meaning is the one this course uses.)</w:t>
+        <w:t>A database is a named collection of tables that belong together. In MySQL, schema is another word for database: CREATE SCHEMA is the same statement as CREATE DATABASE, and Lesson 4.0's spa_setup_check was one. The word schema also means a database's design: its tables, their columns and types, and their keys and rules. When Lesson 4.4 says "a small schema", it means that design. (Other servers use the word slightly differently: in SQL Server and PostgreSQL a schema is a named group of tables inside a database. MySQL's meaning is the one this course uses.)</w:t>
       </w:r>
     </w:p>
     <w:p>
@@ -421,10 +412,7 @@
         <w:pStyle w:val="ListBullet"/>
       </w:pPr>
       <w:r>
-        <w:t>An embedded database is a library inside your program. SQLite is the best known: the whole database, every table and row, is one ordinary file, such as contacts.db, that the library reads and writes directly. There is no server to install, no port, and no accounts or passwords: whoever can open the file can read it. SQLite is in most phones, every major web browser, and many desktop programs, because it is small and needs no setup. It allows many readers but only one writer at a time, and the file should be</w:t>
-      </w:r>
-      <w:r>
-        <w:t xml:space="preserve"> used only by programs on the same computer.</w:t>
+        <w:t>An embedded database is a library inside your program. SQLite is the best known: the whole database, every table and row, is one ordinary file, such as contacts.db, that the library reads and writes directly. There is no server to install, no port, and no accounts or passwords: whoever can open the file can read it. SQLite is in most phones, every major web browser, and many desktop programs, because it is small and needs no setup. It allows many readers but only one writer at a time, and the file should be used only by programs on the same computer.</w:t>
       </w:r>
     </w:p>
     <w:p>
@@ -509,10 +497,7 @@
     </w:p>
     <w:p>
       <w:r>
-        <w:t>This course uses a server, MySQL, because that is how systems programs usually reach their data: a service, a web API (Chapter 6), or an administrator's tool connects to a shared database over the network, as a particular account. A server teaches what an embedded file hides: connection settings, accounts and least privilege, a password kept out of the code, and connection failures to handle (Lesson 4.14). The SQL itself is almost the same in SQLite, so everything Chapter 4 teaches about tables, rows, and q</w:t>
-      </w:r>
-      <w:r>
-        <w:t>ueries carries over.</w:t>
+        <w:t>This course uses a server, MySQL, because that is how systems programs usually reach their data: a service, a web API (Chapter 6), or an administrator's tool connects to a shared database over the network, as a particular account. A server teaches what an embedded file hides: connection settings, accounts and least privilege, a password kept out of the code, and connection failures to handle (Lesson 4.14). The SQL itself is almost the same in SQLite, so everything Chapter 4 teaches about tables, rows, and queries carries over.</w:t>
       </w:r>
     </w:p>
     <w:p>
@@ -2036,10 +2021,7 @@
     </w:p>
     <w:p>
       <w:r>
-        <w:t>Start with the most direct version: main reads SPA_DB_PASSWORD, connects with Lesson 4.0's mysql_init and mysql_real_connect, sends SHOW DATABASES with mysql_query, fetches the answer with mysql_store_result, and prints one line for each row that mysql_fetch_row returns. Then it frees the rows and closes the connection. The connection lines are Lesson 4.0's, so their comments are short reminders; the new lines, which read the rows, are explained in full. Like Lesson 4.0's Basic version, it stops at once whe</w:t>
-      </w:r>
-      <w:r>
-        <w:t>n SPA_DB_PASSWORD is missing and otherwise trusts the steps after the connection; the Production-Minded version checks them.</w:t>
+        <w:t>Start with the most direct version: main reads SPA_DB_PASSWORD, connects with Lesson 4.0's mysql_init and mysql_real_connect, sends SHOW DATABASES with mysql_query, fetches the answer with mysql_store_result, and prints one line for each row that mysql_fetch_row returns. Then it frees the rows and closes the connection. The connection lines are Lesson 4.0's, so their comments are short reminders; the new lines, which read the rows, are explained in full. Like Lesson 4.0's Basic version, it stops at once when SPA_DB_PASSWORD is missing and otherwise trusts the steps after the connection; the Production-Minded version checks them.</w:t>
       </w:r>
     </w:p>
     <w:p>
@@ -3694,10 +3676,7 @@
     </w:p>
     <w:p>
       <w:r>
-        <w:t>Start with the most direct version: main reads SPA_DB_PASSWORD, connects through Lesson 4.0's driver, sends SHOW DATABASES with executeQuery, and prints one line for each row that next() moves to. The std::unique_ptr objects close the rows, the statement, and the connection when main ends. The connection lines are Lesson 4.0's, so their comments are short reminders; the new lines, which read the rows, are explained in full. Like Lesson 4.0's Basic version, it stops at once when SPA_DB_PASSWORD is missing an</w:t>
-      </w:r>
-      <w:r>
-        <w:t>d otherwise trusts the steps after the connection; the Production-Minded version checks them.</w:t>
+        <w:t>Start with the most direct version: main reads SPA_DB_PASSWORD, connects through Lesson 4.0's driver, sends SHOW DATABASES with executeQuery, and prints one line for each row that next() moves to. The std::unique_ptr objects close the rows, the statement, and the connection when main ends. The connection lines are Lesson 4.0's, so their comments are short reminders; the new lines, which read the rows, are explained in full. Like Lesson 4.0's Basic version, it stops at once when SPA_DB_PASSWORD is missing and otherwise trusts the steps after the connection; the Production-Minded version checks them.</w:t>
       </w:r>
     </w:p>
     <w:p>
@@ -5261,10 +5240,7 @@
     </w:p>
     <w:p>
       <w:r>
-        <w:t>Start with the most direct version: Main reads SPA_DB_PASSWORD, opens Lesson 4.0's MySqlConnection, runs SHOW DATABASES as a MySqlCommand with ExecuteReader, and prints one line for each row that the reader's Read moves to. using closes the reader, the command, and the connection when Main ends. The connection lines are Lesson 4.0's, so their comments are short reminders; the new lines, which read the rows, are explained in full. Like Lesson 4.0's Basic version, it stops at once when SPA_DB_PASSWORD is miss</w:t>
-      </w:r>
-      <w:r>
-        <w:t>ing and otherwise trusts the steps after the connection; the Production-Minded version checks them.</w:t>
+        <w:t>Start with the most direct version: Main reads SPA_DB_PASSWORD, opens Lesson 4.0's MySqlConnection, runs SHOW DATABASES as a MySqlCommand with ExecuteReader, and prints one line for each row that the reader's Read moves to. using closes the reader, the command, and the connection when Main ends. The connection lines are Lesson 4.0's, so their comments are short reminders; the new lines, which read the rows, are explained in full. Like Lesson 4.0's Basic version, it stops at once when SPA_DB_PASSWORD is missing and otherwise trusts the steps after the connection; the Production-Minded version checks them.</w:t>
       </w:r>
     </w:p>
     <w:p>
@@ -6898,10 +6874,7 @@
     </w:p>
     <w:p>
       <w:r>
-        <w:t>Start with the most direct version: main reads SPA_DB_PASSWORD, opens Lesson 4.0's pool and checks Ping, runs SHOW DATABASES with Query, and prints one line for each row that rows.Next moves to, copying the name out with Scan. Then it closes the rows and the pool. The connection lines are Lesson 4.0's, so their comments are short reminders; the new lines, which read the rows, are explained in full. Like Lesson 4.0's Basic version, it stops at once when SPA_DB_PASSWORD is missing and otherwise trusts the ste</w:t>
-      </w:r>
-      <w:r>
-        <w:t>ps after the connection; the Production-Minded version checks them.</w:t>
+        <w:t>Start with the most direct version: main reads SPA_DB_PASSWORD, opens Lesson 4.0's pool and checks Ping, runs SHOW DATABASES with Query, and prints one line for each row that rows.Next moves to, copying the name out with Scan. Then it closes the rows and the pool. The connection lines are Lesson 4.0's, so their comments are short reminders; the new lines, which read the rows, are explained in full. Like Lesson 4.0's Basic version, it stops at once when SPA_DB_PASSWORD is missing and otherwise trusts the steps after the connection; the Production-Minded version checks them.</w:t>
       </w:r>
     </w:p>
     <w:p>
@@ -8700,10 +8673,7 @@
     </w:p>
     <w:p>
       <w:r>
-        <w:t>Start with the most direct version: main reads SPA_DB_PASSWORD, connects with Lesson 4.0's mysql.connector.connect, executes SHOW DATABASES with a cursor, and prints one line for each row that fetchall returns. Then it closes the cursor and the connection. The connection lines are Lesson 4.0's, so their comments are short reminders; the new lines, which read the rows, are explained in full. Like Lesson 4.0's Basic version, it stops at once when SPA_DB_PASSWORD is missing and otherwise trusts the steps after</w:t>
-      </w:r>
-      <w:r>
-        <w:t xml:space="preserve"> the connection; the Production-Minded version checks them.</w:t>
+        <w:t>Start with the most direct version: main reads SPA_DB_PASSWORD, connects with Lesson 4.0's mysql.connector.connect, executes SHOW DATABASES with a cursor, and prints one line for each row that fetchall returns. Then it closes the cursor and the connection. The connection lines are Lesson 4.0's, so their comments are short reminders; the new lines, which read the rows, are explained in full. Like Lesson 4.0's Basic version, it stops at once when SPA_DB_PASSWORD is missing and otherwise trusts the steps after the connection; the Production-Minded version checks them.</w:t>
       </w:r>
     </w:p>
     <w:p>
@@ -10047,10 +10017,7 @@
     </w:p>
     <w:p>
       <w:r>
-        <w:t xml:space="preserve">Start with the most direct version: main reads SPA_DB_PASSWORD, connects with Lesson 4.0's createConnection, sends SHOW DATABASES with query, and prints one line for each row in answer[0]. Then it ends the connection. The connection lines are Lesson 4.0's, so their comments are short reminders; the new lines, which read the rows, are explained in full. Like Lesson 4.0's Basic version, it stops at once when SPA_DB_PASSWORD is missing and otherwise trusts the steps after the connection; the Production-Minded </w:t>
-      </w:r>
-      <w:r>
-        <w:t>version checks them.</w:t>
+        <w:t>Start with the most direct version: main reads SPA_DB_PASSWORD, connects with Lesson 4.0's createConnection, sends SHOW DATABASES with query, and prints one line for each row in answer[0]. Then it ends the connection. The connection lines are Lesson 4.0's, so their comments are short reminders; the new lines, which read the rows, are explained in full. Like Lesson 4.0's Basic version, it stops at once when SPA_DB_PASSWORD is missing and otherwise trusts the steps after the connection; the Production-Minded version checks them.</w:t>
       </w:r>
     </w:p>
     <w:p>
@@ -11573,10 +11540,7 @@
     </w:p>
     <w:p>
       <w:r>
-        <w:t>These are the files the setup commands wrote, shown here so you can check yours. Each .csproj names MySqlConnector 2.6.2 in a PackageReference. go.mod names this lesson's Go module, example.com/listdatabases, requires the driver at v1.10.1, and lists filippo.io/edwards25519, a package the driver itself uses, as indirect. package.json names mysql2 3.24.5 under dependencies. Your go line shows your own Go version, your go.mod marks the driver // indirect too, because go get ran before the .go files existed, a</w:t>
-      </w:r>
-      <w:r>
-        <w:t>nd the blank lines and the order of the package.json fields may differ.</w:t>
+        <w:t>These are the files the setup commands wrote, shown here so you can check yours. Each .csproj names MySqlConnector 2.6.2 in a PackageReference. go.mod names this lesson's Go module, example.com/listdatabases, requires the driver at v1.10.1, and lists filippo.io/edwards25519, a package the driver itself uses, as indirect. package.json names mysql2 3.24.5 under dependencies. Your go line shows your own Go version, your go.mod marks the driver // indirect too, because go get ran before the .go files existed, and the blank lines and the order of the package.json fields may differ.</w:t>
       </w:r>
     </w:p>
     <w:p>
@@ -12343,10 +12307,7 @@
     </w:p>
     <w:p>
       <w:r>
-        <w:t>The Chapter 4 project, the Database-Backed Contact Manager, keeps its contacts as rows of a contacts table in its own database, spa_contacts, with id as the primary key, and its list command prints them the way this lesson prints databases: one query, then a loop over the rows. This lesson's two pieces go into it unchanged: Lesson 4.0's connect_database (connectDatabase, ConnectDatabase), and the row loop of list_databases (listDatabases, ListDatabases). Lesson 4.2 connects to that database by name, and Les</w:t>
-      </w:r>
-      <w:r>
-        <w:t>son 4.4 creates the table.</w:t>
+        <w:t>The Chapter 4 project, the Database-Backed Contact Manager, keeps its contacts as rows of a contacts table in its own database, spa_contacts, with id as the primary key, and its list command prints them the way this lesson prints databases: one query, then a loop over the rows. This lesson's two pieces go into it unchanged: Lesson 4.0's connect_database (connectDatabase, ConnectDatabase), and the row loop of list_databases (listDatabases, ListDatabases). Lesson 4.2 connects to that database by name, and Lesson 4.4 creates the table.</w:t>
       </w:r>
     </w:p>
     <w:p>
@@ -12460,10 +12421,7 @@
     </w:p>
     <w:p>
       <w:r>
-        <w:t>The output must match the Required Exercise Output below, with exit code 0: spa_concepts appears after performance_schema, because MySQL sends the names in alphabetical order. Any other spa_ database on your server appears too, in its alphabetical place; spa_contacts, for example, sorts after spa_concepts. Run the program a second time: the same lines prove it dropped the database. If a run stops between the two statements, the next run reports that spa_concepts already exists (error 1007); remove it with t</w:t>
-      </w:r>
-      <w:r>
-        <w:t>he mysql client, as Lesson 4.0's When a Program Run Fails does for spa_setup_check: set $mysql as in Lesson 4.0, then run &amp; $mysql -u devuser -h 127.0.0.1 -P 3306 -p -e "DROP DATABASE spa_concepts" and type devuser's password (on Linux or macOS, start it with mysql instead of &amp; $mysql).</w:t>
+        <w:t>The output must match the Required Exercise Output below, with exit code 0: spa_concepts appears after performance_schema, because MySQL sends the names in alphabetical order. Any other spa_ database on your server appears too, in its alphabetical place; spa_contacts, for example, sorts after spa_concepts. Run the program a second time: the same lines prove it dropped the database. If a run stops between the two statements, the next run reports that spa_concepts already exists (error 1007); remove it with the mysql client, as Lesson 4.0's When a Program Run Fails does for spa_setup_check: set $mysql as in Lesson 4.0, then run &amp; $mysql -u devuser -h 127.0.0.1 -P 3306 -p -e "DROP DATABASE spa_concepts" and type devuser's password (on Linux or macOS, start it with mysql instead of &amp; $mysql).</w:t>
       </w:r>
     </w:p>
     <w:p>
@@ -12584,10 +12542,7 @@
     </w:p>
     <w:p>
       <w:r>
-        <w:t>Ask the server, instead of your program, to choose the rows. Change the Production-Minded program's statement to SHOW DATABASES LIKE '%schema', and its heading line to Databases matching %schema:. Remember, in a LIKE pattern % means any characters (Lesson 4.0), so '%schema' matches every name that ends with schema. In C, remember that printf needs %% to print one %. In TypeScript, also change row.Database to row["Database (%schema)"]: with LIKE, the server names its answer's column Database (%schema), so ro</w:t>
-      </w:r>
-      <w:r>
-        <w:t>w.Database finds no such key and prints undefined. Square brackets read a key by its exact text, as process.env["SPA_DB_PASSWORD"] does. The other languages read the column by its position, so they need no change.</w:t>
+        <w:t>Ask the server, instead of your program, to choose the rows. Change the Production-Minded program's statement to SHOW DATABASES LIKE '%schema', and its heading line to Databases matching %schema:. Remember, in a LIKE pattern % means any characters (Lesson 4.0), so '%schema' matches every name that ends with schema. In C, remember that printf needs %% to print one %. In TypeScript, also change row.Database to row["Database (%schema)"]: with LIKE, the server names its answer's column Database (%schema), so row.Database finds no such key and prints undefined. Square brackets read a key by its exact text, as process.env["SPA_DB_PASSWORD"] does. The other languages read the column by its position, so they need no change.</w:t>
       </w:r>
     </w:p>
     <w:p>
@@ -12610,10 +12565,7 @@
     </w:p>
     <w:p>
       <w:r>
-        <w:t>Run it. The output must match the Required Challenge Output below: only the two built-in databases, because only their names end with schema. The program's loop did not change; the server simply sent fewer rows. That is a query in miniature: the program asks, and the server picks the matching rows. With the Exercise's change as well, the output must match the Required Combined Output after it: spa_concepts exists while the list is printed, but its name does not match the pattern. No spa_ database appears in</w:t>
-      </w:r>
-      <w:r>
-        <w:t xml:space="preserve"> either run, whatever your server holds, because no spa_ name ends with schema.</w:t>
+        <w:t>Run it. The output must match the Required Challenge Output below: only the two built-in databases, because only their names end with schema. The program's loop did not change; the server simply sent fewer rows. That is a query in miniature: the program asks, and the server picks the matching rows. With the Exercise's change as well, the output must match the Required Combined Output after it: spa_concepts exists while the list is printed, but its name does not match the pattern. No spa_ database appears in either run, whatever your server holds, because no spa_ name ends with schema.</w:t>
       </w:r>
     </w:p>
     <w:p>
@@ -12862,10 +12814,7 @@
     </w:p>
     <w:p>
       <w:r>
-        <w:t>A database, which MySQL also calls a schema, holds tables; a table holds rows; every row has one value, or NULL, for each column; and a primary key names exactly one row. A database server owns its data and answers clients over a connection, so it can do what a file cannot: let many programs write at once, answer queries with only the matching rows, enforce constraints, and group changes into transactions. SQLite puts a database in one file inside a single program; MySQL, SQL Server, and Oracle serve shared</w:t>
-      </w:r>
-      <w:r>
-        <w:t xml:space="preserve"> data to many programs, as particular accounts, which is why this course uses a server. Every program connected with Lesson 4.0's code, sent SHOW DATABASES, and read its answer row by row, seeing only what devuser's grant allows. Lesson 4.2 connects to one database by name.</w:t>
+        <w:t>A database, which MySQL also calls a schema, holds tables; a table holds rows; every row has one value, or NULL, for each column; and a primary key names exactly one row. A database server owns its data and answers clients over a connection, so it can do what a file cannot: let many programs write at once, answer queries with only the matching rows, enforce constraints, and group changes into transactions. SQLite puts a database in one file inside a single program; MySQL, SQL Server, and Oracle serve shared data to many programs, as particular accounts, which is why this course uses a server. Every program connected with Lesson 4.0's code, sent SHOW DATABASES, and read its answer row by row, seeing only what devuser's grant allows. Lesson 4.2 connects to one database by name.</w:t>
       </w:r>
     </w:p>
     <w:sectPr>

--- a/Volume 1/Chapter 04 - Databases/SPA_Vol1_Ch4_Lesson4_1_Database_Concepts.docx
+++ b/Volume 1/Chapter 04 - Databases/SPA_Vol1_Ch4_Lesson4_1_Database_Concepts.docx
@@ -95,7 +95,10 @@
     </w:p>
     <w:p>
       <w:r>
-        <w:t>Chapter 3's Contact Manager kept its contacts in contacts.csv, and that worked for one program used by one person. Real systems share their data: a web service, a reporting tool, and an administrator's script may all read and change the same contacts at the same moment. A plain file gives them no help: nothing stops two programs from overwriting each other, nothing checks that a row makes sense, and every question means reading the whole file. A database is built for exactly this, and its vocabulary, tables, rows, columns, keys, and schemas, is the vocabulary of every later lesson in this chapter and of most systems you will meet.</w:t>
+        <w:t>Chapter 3's Contact Manager kept its contacts in contacts.csv, and that worked for one program used by one person. Real systems share their data: a web service, a reporting tool, and an administrator's script may all read and change the same contacts at the same moment. A plain file gives them no help: nothing stops two programs from overwriting each other, nothing checks that a row makes sense, and every question means reading the whole file. A database is built for exactly this, and its vocabulary, tables</w:t>
+      </w:r>
+      <w:r>
+        <w:t>, rows, columns, keys, and schemas, is the vocabulary of every later lesson in this chapter and of most systems you will meet.</w:t>
       </w:r>
     </w:p>
     <w:p>
@@ -269,7 +272,10 @@
         <w:pStyle w:val="ListBullet"/>
       </w:pPr>
       <w:r>
-        <w:t>A key is a column, or a set of columns, that identifies rows. The primary key, here id, gives every row a value that no other row has and that is never NULL, so it names exactly one row even when two contacts share a name or a contact changes their email. contacts.csv had no key: the name was the only identity, and every program had to enforce it itself. A unique key, as email will be in Lesson 4.4, also forbids repeats but is not the row's main identity. A foreign key is a column that holds another table's primary key, which links a row to a row of another table; Lesson 4.11 uses one to put contacts into groups. Tables linked by keys make a relational database, and SQL (Lesson 4.0) is its language.</w:t>
+        <w:t>A key is a column, or a set of columns, that identifies rows. The primary key, here id, gives every row a value that no other row has and that is never NULL, so it names exactly one row even when two contacts share a name or a contact changes their email. contacts.csv had no key: the name was the only identity, and every program had to enforce it itself. A unique key, as email will be in Lesson 4.4, also forbids repeats but is not the row's main identity. A foreign key is a column that holds another table's</w:t>
+      </w:r>
+      <w:r>
+        <w:t xml:space="preserve"> primary key, which links a row to a row of another table; Lesson 4.11 uses one to put contacts into groups. Tables linked by keys make a relational database, and SQL (Lesson 4.0) is its language.</w:t>
       </w:r>
     </w:p>
     <w:p>
@@ -277,7 +283,10 @@
         <w:pStyle w:val="ListBullet"/>
       </w:pPr>
       <w:r>
-        <w:t>A database is a named collection of tables that belong together. In MySQL, schema is another word for database: CREATE SCHEMA is the same statement as CREATE DATABASE, and Lesson 4.0's spa_setup_check was one. The word schema also means a database's design: its tables, their columns and types, and their keys and rules. When Lesson 4.4 says "a small schema", it means that design. (Other servers use the word slightly differently: in SQL Server and PostgreSQL a schema is a named group of tables inside a database. MySQL's meaning is the one this course uses.)</w:t>
+        <w:t>A database is a named collection of tables that belong together. In MySQL, schema is another word for database: CREATE SCHEMA is the same statement as CREATE DATABASE, and Lesson 4.0's spa_setup_check was one. The word schema also means a database's design: its tables, their columns and types, and their keys and rules. When Lesson 4.4 says "a small schema", it means that design. (Other servers use the word slightly differently: in SQL Server and PostgreSQL a schema is a named group of tables inside a databa</w:t>
+      </w:r>
+      <w:r>
+        <w:t>se. MySQL's meaning is the one this course uses.)</w:t>
       </w:r>
     </w:p>
     <w:p>
@@ -412,7 +421,10 @@
         <w:pStyle w:val="ListBullet"/>
       </w:pPr>
       <w:r>
-        <w:t>An embedded database is a library inside your program. SQLite is the best known: the whole database, every table and row, is one ordinary file, such as contacts.db, that the library reads and writes directly. There is no server to install, no port, and no accounts or passwords: whoever can open the file can read it. SQLite is in most phones, every major web browser, and many desktop programs, because it is small and needs no setup. It allows many readers but only one writer at a time, and the file should be used only by programs on the same computer.</w:t>
+        <w:t>An embedded database is a library inside your program. SQLite is the best known: the whole database, every table and row, is one ordinary file, such as contacts.db, that the library reads and writes directly. There is no server to install, no port, and no accounts or passwords: whoever can open the file can read it. SQLite is in most phones, every major web browser, and many desktop programs, because it is small and needs no setup. It allows many readers but only one writer at a time, and the file should be</w:t>
+      </w:r>
+      <w:r>
+        <w:t xml:space="preserve"> used only by programs on the same computer.</w:t>
       </w:r>
     </w:p>
     <w:p>
@@ -497,7 +509,10 @@
     </w:p>
     <w:p>
       <w:r>
-        <w:t>This course uses a server, MySQL, because that is how systems programs usually reach their data: a service, a web API (Chapter 6), or an administrator's tool connects to a shared database over the network, as a particular account. A server teaches what an embedded file hides: connection settings, accounts and least privilege, a password kept out of the code, and connection failures to handle (Lesson 4.14). The SQL itself is almost the same in SQLite, so everything Chapter 4 teaches about tables, rows, and queries carries over.</w:t>
+        <w:t>This course uses a server, MySQL, because that is how systems programs usually reach their data: a service, a web API (Chapter 6), or an administrator's tool connects to a shared database over the network, as a particular account. A server teaches what an embedded file hides: connection settings, accounts and least privilege, a password kept out of the code, and connection failures to handle (Lesson 4.14). The SQL itself is almost the same in SQLite, so everything Chapter 4 teaches about tables, rows, and q</w:t>
+      </w:r>
+      <w:r>
+        <w:t>ueries carries over.</w:t>
       </w:r>
     </w:p>
     <w:p>
@@ -727,7 +742,7 @@
         <w:pStyle w:val="ListBullet"/>
       </w:pPr>
       <w:r>
-        <w:t>The Production-Minded version connects through Lesson 4.0's connect_database (connectDatabase, ConnectDatabase), reports a failed connection or a refused statement on the error stream with exit code 1, and closes the connection with Lesson 4.0's cleanup form.</w:t>
+        <w:t>The Production-Minded version connects through Lesson 4.0's connect_server (connectServer, ConnectServer), reports a failed connection or a refused statement on the error stream with exit code 1, and closes the connection with Lesson 4.0's cleanup form.</w:t>
       </w:r>
     </w:p>
     <w:p>
@@ -2021,7 +2036,10 @@
     </w:p>
     <w:p>
       <w:r>
-        <w:t>Start with the most direct version: main reads SPA_DB_PASSWORD, connects with Lesson 4.0's mysql_init and mysql_real_connect, sends SHOW DATABASES with mysql_query, fetches the answer with mysql_store_result, and prints one line for each row that mysql_fetch_row returns. Then it frees the rows and closes the connection. The connection lines are Lesson 4.0's, so their comments are short reminders; the new lines, which read the rows, are explained in full. Like Lesson 4.0's Basic version, it stops at once when SPA_DB_PASSWORD is missing and otherwise trusts the steps after the connection; the Production-Minded version checks them.</w:t>
+        <w:t>Start with the most direct version: main reads SPA_DB_PASSWORD, connects with Lesson 4.0's mysql_init and mysql_real_connect, sends SHOW DATABASES with mysql_query, fetches the answer with mysql_store_result, and prints one line for each row that mysql_fetch_row returns. Then it frees the rows and closes the connection. The connection lines are Lesson 4.0's, so their comments are short reminders; the new lines, which read the rows, are explained in full. Like Lesson 4.0's Basic version, it stops at once whe</w:t>
+      </w:r>
+      <w:r>
+        <w:t>n SPA_DB_PASSWORD is missing and otherwise trusts the steps after the connection; the Production-Minded version checks them.</w:t>
       </w:r>
     </w:p>
     <w:p>
@@ -2676,7 +2694,7 @@
     </w:p>
     <w:p>
       <w:r>
-        <w:t>The Production-Minded version prints the same lines. connect_database is Lesson 4.0's, unchanged. list_databases sends SHOW DATABASES, prints one Error line and returns -1 if the server refuses it or the rows cannot be fetched, and otherwise prints the heading and one line per row. main closes the connection once, after list_databases, whatever it returned.</w:t>
+        <w:t>The Production-Minded version prints the same lines. connect_server is Lesson 4.0's, unchanged. list_databases sends SHOW DATABASES, prints one Error line and returns -1 if the server refuses it or the rows cannot be fetched, and otherwise prints the heading and one line per row. main closes the connection once, after list_databases, whatever it returned.</w:t>
       </w:r>
     </w:p>
     <w:p>
@@ -2789,7 +2807,7 @@
         <w:pStyle w:val="SourceCode"/>
       </w:pPr>
       <w:r>
-        <w:t>// Lesson 4.0's connect_database, unchanged: returns 0, or -1 when it</w:t>
+        <w:t>// Lesson 4.0's connect_server, unchanged: returns 0, or -1 when it</w:t>
       </w:r>
     </w:p>
     <w:p>
@@ -2805,7 +2823,7 @@
         <w:pStyle w:val="SourceCode"/>
       </w:pPr>
       <w:r>
-        <w:t>int connect_database(MYSQL *connection, const char *password) {</w:t>
+        <w:t>int connect_server(MYSQL *connection, const char *password) {</w:t>
       </w:r>
     </w:p>
     <w:p>
@@ -3230,7 +3248,7 @@
         <w:pStyle w:val="SourceCode"/>
       </w:pPr>
       <w:r>
-        <w:t xml:space="preserve">    if (connect_database(connection, password) != 0) {</w:t>
+        <w:t xml:space="preserve">    if (connect_server(connection, password) != 0) {</w:t>
       </w:r>
     </w:p>
     <w:p>
@@ -3533,7 +3551,7 @@
         <w:pStyle w:val="ListBullet"/>
       </w:pPr>
       <w:r>
-        <w:t>The lines match the Basic version's because the Production-Minded program does the same work, through connect_database and list_databases.</w:t>
+        <w:t>The lines match the Basic version's because the Production-Minded program does the same work, through connect_server and list_databases.</w:t>
       </w:r>
     </w:p>
     <w:p>
@@ -3625,7 +3643,7 @@
     </w:p>
     <w:p>
       <w:r>
-        <w:t>Both versions read SPA_DB_PASSWORD, connect to 127.0.0.1:3306 as devuser with Lesson 4.0's code, send SHOW DATABASES, print one line per row, and close the connection. The Basic version does it all in main and trusts every step after the connection. The Production-Minded version connects through Lesson 4.0's connect_database, keeps the listing in list_databases, reports a failed connection or a refused statement in Lesson 2.11's style, and closes the connection with its cleanup form even after an error.</w:t>
+        <w:t>Both versions read SPA_DB_PASSWORD, connect to 127.0.0.1:3306 as devuser with Lesson 4.0's code, send SHOW DATABASES, print one line per row, and close the connection. The Basic version does it all in main and trusts every step after the connection. The Production-Minded version connects through Lesson 4.0's connect_server, keeps the listing in list_databases, reports a failed connection or a refused statement in Lesson 2.11's style, and closes the connection with its cleanup form even after an error.</w:t>
       </w:r>
     </w:p>
     <w:p>
@@ -3676,7 +3694,10 @@
     </w:p>
     <w:p>
       <w:r>
-        <w:t>Start with the most direct version: main reads SPA_DB_PASSWORD, connects through Lesson 4.0's driver, sends SHOW DATABASES with executeQuery, and prints one line for each row that next() moves to. The std::unique_ptr objects close the rows, the statement, and the connection when main ends. The connection lines are Lesson 4.0's, so their comments are short reminders; the new lines, which read the rows, are explained in full. Like Lesson 4.0's Basic version, it stops at once when SPA_DB_PASSWORD is missing and otherwise trusts the steps after the connection; the Production-Minded version checks them.</w:t>
+        <w:t>Start with the most direct version: main reads SPA_DB_PASSWORD, connects through Lesson 4.0's driver, sends SHOW DATABASES with executeQuery, and prints one line for each row that next() moves to. The std::unique_ptr objects close the rows, the statement, and the connection when main ends. The connection lines are Lesson 4.0's, so their comments are short reminders; the new lines, which read the rows, are explained in full. Like Lesson 4.0's Basic version, it stops at once when SPA_DB_PASSWORD is missing an</w:t>
+      </w:r>
+      <w:r>
+        <w:t>d otherwise trusts the steps after the connection; the Production-Minded version checks them.</w:t>
       </w:r>
     </w:p>
     <w:p>
@@ -4324,7 +4345,7 @@
     </w:p>
     <w:p>
       <w:r>
-        <w:t>The Production-Minded version prints the same lines. connectDatabase is Lesson 4.0's, unchanged. listDatabases sends SHOW DATABASES and prints the heading and one line per row; a statement the server refuses throws an sql::SQLException. main's one catch reports either kind of failure as one Error line, and the destructors close everything on the way out.</w:t>
+        <w:t>The Production-Minded version prints the same lines. connectServer is Lesson 4.0's, unchanged. listDatabases sends SHOW DATABASES and prints the heading and one line per row; a statement the server refuses throws an sql::SQLException. main's one catch reports either kind of failure as one Error line, and the destructors close everything on the way out.</w:t>
       </w:r>
     </w:p>
     <w:p>
@@ -4453,7 +4474,7 @@
         <w:pStyle w:val="SourceCode"/>
       </w:pPr>
       <w:r>
-        <w:t>// Lesson 4.0's connectDatabase, unchanged: returns the connection, or</w:t>
+        <w:t>// Lesson 4.0's connectServer, unchanged: returns the connection, or</w:t>
       </w:r>
     </w:p>
     <w:p>
@@ -4469,7 +4490,7 @@
         <w:pStyle w:val="SourceCode"/>
       </w:pPr>
       <w:r>
-        <w:t>std::unique_ptr&lt;sql::Connection&gt; connectDatabase(const std::string &amp;password) {</w:t>
+        <w:t>std::unique_ptr&lt;sql::Connection&gt; connectServer(const std::string &amp;password) {</w:t>
       </w:r>
     </w:p>
     <w:p>
@@ -4785,7 +4806,7 @@
         <w:pStyle w:val="SourceCode"/>
       </w:pPr>
       <w:r>
-        <w:t xml:space="preserve">            connectDatabase(password);</w:t>
+        <w:t xml:space="preserve">            connectServer(password);</w:t>
       </w:r>
     </w:p>
     <w:p>
@@ -5105,7 +5126,7 @@
         <w:pStyle w:val="ListBullet"/>
       </w:pPr>
       <w:r>
-        <w:t>The lines match the Basic version's because the Production-Minded program does the same work, through connectDatabase and listDatabases.</w:t>
+        <w:t>The lines match the Basic version's because the Production-Minded program does the same work, through connectServer and listDatabases.</w:t>
       </w:r>
     </w:p>
     <w:p>
@@ -5189,7 +5210,7 @@
     </w:p>
     <w:p>
       <w:r>
-        <w:t>Both versions read SPA_DB_PASSWORD, connect to 127.0.0.1:3306 as devuser with Lesson 4.0's code, send SHOW DATABASES, print one line per row, and close the connection. The Basic version does it all in main and trusts every step after the connection. The Production-Minded version connects through Lesson 4.0's connectDatabase, keeps the listing in listDatabases, reports a failed connection or a refused statement in Lesson 2.11's style, and closes the connection with its cleanup form even after an error.</w:t>
+        <w:t>Both versions read SPA_DB_PASSWORD, connect to 127.0.0.1:3306 as devuser with Lesson 4.0's code, send SHOW DATABASES, print one line per row, and close the connection. The Basic version does it all in main and trusts every step after the connection. The Production-Minded version connects through Lesson 4.0's connectServer, keeps the listing in listDatabases, reports a failed connection or a refused statement in Lesson 2.11's style, and closes the connection with its cleanup form even after an error.</w:t>
       </w:r>
     </w:p>
     <w:p>
@@ -5240,7 +5261,10 @@
     </w:p>
     <w:p>
       <w:r>
-        <w:t>Start with the most direct version: Main reads SPA_DB_PASSWORD, opens Lesson 4.0's MySqlConnection, runs SHOW DATABASES as a MySqlCommand with ExecuteReader, and prints one line for each row that the reader's Read moves to. using closes the reader, the command, and the connection when Main ends. The connection lines are Lesson 4.0's, so their comments are short reminders; the new lines, which read the rows, are explained in full. Like Lesson 4.0's Basic version, it stops at once when SPA_DB_PASSWORD is missing and otherwise trusts the steps after the connection; the Production-Minded version checks them.</w:t>
+        <w:t>Start with the most direct version: Main reads SPA_DB_PASSWORD, opens Lesson 4.0's MySqlConnection, runs SHOW DATABASES as a MySqlCommand with ExecuteReader, and prints one line for each row that the reader's Read moves to. using closes the reader, the command, and the connection when Main ends. The connection lines are Lesson 4.0's, so their comments are short reminders; the new lines, which read the rows, are explained in full. Like Lesson 4.0's Basic version, it stops at once when SPA_DB_PASSWORD is miss</w:t>
+      </w:r>
+      <w:r>
+        <w:t>ing and otherwise trusts the steps after the connection; the Production-Minded version checks them.</w:t>
       </w:r>
     </w:p>
     <w:p>
@@ -5887,7 +5911,7 @@
     </w:p>
     <w:p>
       <w:r>
-        <w:t>The Production-Minded version prints the same lines. ConnectDatabase is Lesson 4.0's, unchanged. ListDatabases runs SHOW DATABASES with ExecuteReader and prints the heading and one line per row; a statement the server refuses throws a MySqlException. Main's one catch reports either kind of failure as one Error line, and using closes the connection on the way out.</w:t>
+        <w:t>The Production-Minded version prints the same lines. ConnectServer is Lesson 4.0's, unchanged. ListDatabases runs SHOW DATABASES with ExecuteReader and prints the heading and one line per row; a statement the server refuses throws a MySqlException. Main's one catch reports either kind of failure as one Error line, and using closes the connection on the way out.</w:t>
       </w:r>
     </w:p>
     <w:p>
@@ -6000,7 +6024,7 @@
         <w:pStyle w:val="SourceCode"/>
       </w:pPr>
       <w:r>
-        <w:t xml:space="preserve">    // Lesson 4.0's ConnectDatabase, unchanged: returns the open</w:t>
+        <w:t xml:space="preserve">    // Lesson 4.0's ConnectServer, unchanged: returns the open</w:t>
       </w:r>
     </w:p>
     <w:p>
@@ -6016,7 +6040,7 @@
         <w:pStyle w:val="SourceCode"/>
       </w:pPr>
       <w:r>
-        <w:t xml:space="preserve">    private static MySqlConnection ConnectDatabase(string password)</w:t>
+        <w:t xml:space="preserve">    private static MySqlConnection ConnectServer(string password)</w:t>
       </w:r>
     </w:p>
     <w:p>
@@ -6468,7 +6492,7 @@
         <w:pStyle w:val="SourceCode"/>
       </w:pPr>
       <w:r>
-        <w:t xml:space="preserve">            using MySqlConnection connection = ConnectDatabase(password);</w:t>
+        <w:t xml:space="preserve">            using MySqlConnection connection = ConnectServer(password);</w:t>
       </w:r>
     </w:p>
     <w:p>
@@ -6731,7 +6755,7 @@
         <w:pStyle w:val="ListBullet"/>
       </w:pPr>
       <w:r>
-        <w:t>The lines match the Basic version's because the Production-Minded program does the same work, through ConnectDatabase and ListDatabases.</w:t>
+        <w:t>The lines match the Basic version's because the Production-Minded program does the same work, through ConnectServer and ListDatabases.</w:t>
       </w:r>
     </w:p>
     <w:p>
@@ -6823,7 +6847,7 @@
     </w:p>
     <w:p>
       <w:r>
-        <w:t>Both versions read SPA_DB_PASSWORD, connect to 127.0.0.1:3306 as devuser with Lesson 4.0's code, send SHOW DATABASES, print one line per row, and close the connection. The Basic version does it all in Main and trusts every step after the connection. The Production-Minded version connects through Lesson 4.0's ConnectDatabase, keeps the listing in ListDatabases, reports a failed connection or a refused statement in Lesson 2.11's style, and closes the connection with its cleanup form even after an error.</w:t>
+        <w:t>Both versions read SPA_DB_PASSWORD, connect to 127.0.0.1:3306 as devuser with Lesson 4.0's code, send SHOW DATABASES, print one line per row, and close the connection. The Basic version does it all in Main and trusts every step after the connection. The Production-Minded version connects through Lesson 4.0's ConnectServer, keeps the listing in ListDatabases, reports a failed connection or a refused statement in Lesson 2.11's style, and closes the connection with its cleanup form even after an error.</w:t>
       </w:r>
     </w:p>
     <w:p>
@@ -6874,7 +6898,10 @@
     </w:p>
     <w:p>
       <w:r>
-        <w:t>Start with the most direct version: main reads SPA_DB_PASSWORD, opens Lesson 4.0's pool and checks Ping, runs SHOW DATABASES with Query, and prints one line for each row that rows.Next moves to, copying the name out with Scan. Then it closes the rows and the pool. The connection lines are Lesson 4.0's, so their comments are short reminders; the new lines, which read the rows, are explained in full. Like Lesson 4.0's Basic version, it stops at once when SPA_DB_PASSWORD is missing and otherwise trusts the steps after the connection; the Production-Minded version checks them.</w:t>
+        <w:t>Start with the most direct version: main reads SPA_DB_PASSWORD, opens Lesson 4.0's pool and checks Ping, runs SHOW DATABASES with Query, and prints one line for each row that rows.Next moves to, copying the name out with Scan. Then it closes the rows and the pool. The connection lines are Lesson 4.0's, so their comments are short reminders; the new lines, which read the rows, are explained in full. Like Lesson 4.0's Basic version, it stops at once when SPA_DB_PASSWORD is missing and otherwise trusts the ste</w:t>
+      </w:r>
+      <w:r>
+        <w:t>ps after the connection; the Production-Minded version checks them.</w:t>
       </w:r>
     </w:p>
     <w:p>
@@ -7609,7 +7636,7 @@
     </w:p>
     <w:p>
       <w:r>
-        <w:t>The Production-Minded version prints the same lines. connectDatabase is Lesson 4.0's, unchanged. listDatabases runs the query, defers rows.Close(), prints the heading and one line per row, and returns the error value of the first step that fails, or rows.Err(). run connects, defers database.Close(), and lists; main prints run's error as the Error line and ends with os.Exit(1).</w:t>
+        <w:t>The Production-Minded version prints the same lines. connectServer is Lesson 4.0's, unchanged. listDatabases runs the query, defers rows.Close(), prints the heading and one line per row, and returns the error value of the first step that fails, or rows.Err(). run connects, defers database.Close(), and lists; main prints run's error as the Error line and ends with os.Exit(1).</w:t>
       </w:r>
     </w:p>
     <w:p>
@@ -7773,7 +7800,7 @@
         <w:pStyle w:val="SourceCode"/>
       </w:pPr>
       <w:r>
-        <w:t>// Lesson 4.0's connectDatabase, unchanged: returns the pool, with an error</w:t>
+        <w:t>// Lesson 4.0's connectServer, unchanged: returns the pool, with an error</w:t>
       </w:r>
     </w:p>
     <w:p>
@@ -7789,7 +7816,7 @@
         <w:pStyle w:val="SourceCode"/>
       </w:pPr>
       <w:r>
-        <w:t>func connectDatabase(password string) (*sql.DB, error) {</w:t>
+        <w:t>func connectServer(password string) (*sql.DB, error) {</w:t>
       </w:r>
     </w:p>
     <w:p>
@@ -8161,7 +8188,7 @@
         <w:pStyle w:val="SourceCode"/>
       </w:pPr>
       <w:r>
-        <w:t xml:space="preserve">    database, err := connectDatabase(password)</w:t>
+        <w:t xml:space="preserve">    database, err := connectServer(password)</w:t>
       </w:r>
     </w:p>
     <w:p>
@@ -8522,7 +8549,7 @@
         <w:pStyle w:val="ListBullet"/>
       </w:pPr>
       <w:r>
-        <w:t>The lines match the Basic version's because the Production-Minded program does the same work, through connectDatabase and listDatabases.</w:t>
+        <w:t>The lines match the Basic version's because the Production-Minded program does the same work, through connectServer and listDatabases.</w:t>
       </w:r>
     </w:p>
     <w:p>
@@ -8622,7 +8649,7 @@
     </w:p>
     <w:p>
       <w:r>
-        <w:t>Both versions read SPA_DB_PASSWORD, connect to 127.0.0.1:3306 as devuser with Lesson 4.0's code, send SHOW DATABASES, print one line per row, and close the connection. The Basic version does it all in main and trusts every step after the connection. The Production-Minded version connects through Lesson 4.0's connectDatabase, keeps the listing in listDatabases, reports a failed connection or a refused statement in Lesson 2.11's style, and closes the connection with its cleanup form even after an error.</w:t>
+        <w:t>Both versions read SPA_DB_PASSWORD, connect to 127.0.0.1:3306 as devuser with Lesson 4.0's code, send SHOW DATABASES, print one line per row, and close the connection. The Basic version does it all in main and trusts every step after the connection. The Production-Minded version connects through Lesson 4.0's connectServer, keeps the listing in listDatabases, reports a failed connection or a refused statement in Lesson 2.11's style, and closes the connection with its cleanup form even after an error.</w:t>
       </w:r>
     </w:p>
     <w:p>
@@ -8673,7 +8700,10 @@
     </w:p>
     <w:p>
       <w:r>
-        <w:t>Start with the most direct version: main reads SPA_DB_PASSWORD, connects with Lesson 4.0's mysql.connector.connect, executes SHOW DATABASES with a cursor, and prints one line for each row that fetchall returns. Then it closes the cursor and the connection. The connection lines are Lesson 4.0's, so their comments are short reminders; the new lines, which read the rows, are explained in full. Like Lesson 4.0's Basic version, it stops at once when SPA_DB_PASSWORD is missing and otherwise trusts the steps after the connection; the Production-Minded version checks them.</w:t>
+        <w:t>Start with the most direct version: main reads SPA_DB_PASSWORD, connects with Lesson 4.0's mysql.connector.connect, executes SHOW DATABASES with a cursor, and prints one line for each row that fetchall returns. Then it closes the cursor and the connection. The connection lines are Lesson 4.0's, so their comments are short reminders; the new lines, which read the rows, are explained in full. Like Lesson 4.0's Basic version, it stops at once when SPA_DB_PASSWORD is missing and otherwise trusts the steps after</w:t>
+      </w:r>
+      <w:r>
+        <w:t xml:space="preserve"> the connection; the Production-Minded version checks them.</w:t>
       </w:r>
     </w:p>
     <w:p>
@@ -9239,7 +9269,7 @@
     </w:p>
     <w:p>
       <w:r>
-        <w:t>The Production-Minded version prints the same lines. connect_database is Lesson 4.0's, unchanged. list_databases executes SHOW DATABASES inside a with block for the cursor and prints the heading and one line per row; a statement the server refuses raises a mysql.connector.Error. main's one except reports either kind of failure as one Error line, and the with block closes the connection on the way out.</w:t>
+        <w:t>The Production-Minded version prints the same lines. connect_server is Lesson 4.0's, unchanged. list_databases executes SHOW DATABASES inside a with block for the cursor and prints the heading and one line per row; a statement the server refuses raises a mysql.connector.Error. main's one except reports either kind of failure as one Error line, and the with block closes the connection on the way out.</w:t>
       </w:r>
     </w:p>
     <w:p>
@@ -9354,7 +9384,7 @@
         <w:pStyle w:val="SourceCode"/>
       </w:pPr>
       <w:r>
-        <w:t># Lesson 4.0's connect_database, unchanged: returns the connection, or</w:t>
+        <w:t># Lesson 4.0's connect_server, unchanged: returns the connection, or</w:t>
       </w:r>
     </w:p>
     <w:p>
@@ -9370,7 +9400,7 @@
         <w:pStyle w:val="SourceCode"/>
       </w:pPr>
       <w:r>
-        <w:t>def connect_database(password: str):</w:t>
+        <w:t>def connect_server(password: str):</w:t>
       </w:r>
     </w:p>
     <w:p>
@@ -9643,7 +9673,7 @@
         <w:pStyle w:val="SourceCode"/>
       </w:pPr>
       <w:r>
-        <w:t xml:space="preserve">        with connect_database(password) as connection:</w:t>
+        <w:t xml:space="preserve">        with connect_server(password) as connection:</w:t>
       </w:r>
     </w:p>
     <w:p>
@@ -9874,7 +9904,7 @@
         <w:pStyle w:val="ListBullet"/>
       </w:pPr>
       <w:r>
-        <w:t>The lines match the Basic version's because the Production-Minded program does the same work, through connect_database and list_databases.</w:t>
+        <w:t>The lines match the Basic version's because the Production-Minded program does the same work, through connect_server and list_databases.</w:t>
       </w:r>
     </w:p>
     <w:p>
@@ -9966,7 +9996,7 @@
     </w:p>
     <w:p>
       <w:r>
-        <w:t>Both versions read SPA_DB_PASSWORD, connect to 127.0.0.1:3306 as devuser with Lesson 4.0's code, send SHOW DATABASES, print one line per row, and close the connection. The Basic version does it all in main and trusts every step after the connection. The Production-Minded version connects through Lesson 4.0's connect_database, keeps the listing in list_databases, reports a failed connection or a refused statement in Lesson 2.11's style, and closes the connection with its cleanup form even after an error.</w:t>
+        <w:t>Both versions read SPA_DB_PASSWORD, connect to 127.0.0.1:3306 as devuser with Lesson 4.0's code, send SHOW DATABASES, print one line per row, and close the connection. The Basic version does it all in main and trusts every step after the connection. The Production-Minded version connects through Lesson 4.0's connect_server, keeps the listing in list_databases, reports a failed connection or a refused statement in Lesson 2.11's style, and closes the connection with its cleanup form even after an error.</w:t>
       </w:r>
     </w:p>
     <w:p>
@@ -10017,7 +10047,10 @@
     </w:p>
     <w:p>
       <w:r>
-        <w:t>Start with the most direct version: main reads SPA_DB_PASSWORD, connects with Lesson 4.0's createConnection, sends SHOW DATABASES with query, and prints one line for each row in answer[0]. Then it ends the connection. The connection lines are Lesson 4.0's, so their comments are short reminders; the new lines, which read the rows, are explained in full. Like Lesson 4.0's Basic version, it stops at once when SPA_DB_PASSWORD is missing and otherwise trusts the steps after the connection; the Production-Minded version checks them.</w:t>
+        <w:t xml:space="preserve">Start with the most direct version: main reads SPA_DB_PASSWORD, connects with Lesson 4.0's createConnection, sends SHOW DATABASES with query, and prints one line for each row in answer[0]. Then it ends the connection. The connection lines are Lesson 4.0's, so their comments are short reminders; the new lines, which read the rows, are explained in full. Like Lesson 4.0's Basic version, it stops at once when SPA_DB_PASSWORD is missing and otherwise trusts the steps after the connection; the Production-Minded </w:t>
+      </w:r>
+      <w:r>
+        <w:t>version checks them.</w:t>
       </w:r>
     </w:p>
     <w:p>
@@ -10645,7 +10678,7 @@
     </w:p>
     <w:p>
       <w:r>
-        <w:t>The Production-Minded version prints the same lines. connectDatabase is Lesson 4.0's, unchanged. listDatabases sends SHOW DATABASES and prints the heading and one line per row; a statement the server refuses throws an Error. main's outer catch reports either kind of failure as one Error line, and the inner try ... finally ends the connection on the way out.</w:t>
+        <w:t>The Production-Minded version prints the same lines. connectServer is Lesson 4.0's, unchanged. listDatabases sends SHOW DATABASES and prints the heading and one line per row; a statement the server refuses throws an Error. main's outer catch reports either kind of failure as one Error line, and the inner try ... finally ends the connection on the way out.</w:t>
       </w:r>
     </w:p>
     <w:p>
@@ -10742,7 +10775,7 @@
         <w:pStyle w:val="SourceCode"/>
       </w:pPr>
       <w:r>
-        <w:t>// Lesson 4.0's connectDatabase, unchanged: returns the connection, or</w:t>
+        <w:t>// Lesson 4.0's connectServer, unchanged: returns the connection, or</w:t>
       </w:r>
     </w:p>
     <w:p>
@@ -10758,7 +10791,7 @@
         <w:pStyle w:val="SourceCode"/>
       </w:pPr>
       <w:r>
-        <w:t>async function connectDatabase(password: string): Promise&lt;Connection&gt; {</w:t>
+        <w:t>async function connectServer(password: string): Promise&lt;Connection&gt; {</w:t>
       </w:r>
     </w:p>
     <w:p>
@@ -11117,7 +11150,7 @@
         <w:pStyle w:val="SourceCode"/>
       </w:pPr>
       <w:r>
-        <w:t xml:space="preserve">        const connection: Connection = await connectDatabase(password);</w:t>
+        <w:t xml:space="preserve">        const connection: Connection = await connectServer(password);</w:t>
       </w:r>
     </w:p>
     <w:p>
@@ -11420,7 +11453,7 @@
         <w:pStyle w:val="ListBullet"/>
       </w:pPr>
       <w:r>
-        <w:t>The lines match the Basic version's because the Production-Minded program does the same work, through connectDatabase and listDatabases.</w:t>
+        <w:t>The lines match the Basic version's because the Production-Minded program does the same work, through connectServer and listDatabases.</w:t>
       </w:r>
     </w:p>
     <w:p>
@@ -11512,7 +11545,7 @@
     </w:p>
     <w:p>
       <w:r>
-        <w:t>Both versions read SPA_DB_PASSWORD, connect to 127.0.0.1:3306 as devuser with Lesson 4.0's code, send SHOW DATABASES, print one line per row, and close the connection. The Basic version does it all in main and trusts every step after the connection. The Production-Minded version connects through Lesson 4.0's connectDatabase, keeps the listing in listDatabases, reports a failed connection or a refused statement in Lesson 2.11's style, and closes the connection with its cleanup form even after an error.</w:t>
+        <w:t>Both versions read SPA_DB_PASSWORD, connect to 127.0.0.1:3306 as devuser with Lesson 4.0's code, send SHOW DATABASES, print one line per row, and close the connection. The Basic version does it all in main and trusts every step after the connection. The Production-Minded version connects through Lesson 4.0's connectServer, keeps the listing in listDatabases, reports a failed connection or a refused statement in Lesson 2.11's style, and closes the connection with its cleanup form even after an error.</w:t>
       </w:r>
     </w:p>
     <w:p>
@@ -11540,7 +11573,10 @@
     </w:p>
     <w:p>
       <w:r>
-        <w:t>These are the files the setup commands wrote, shown here so you can check yours. Each .csproj names MySqlConnector 2.6.2 in a PackageReference. go.mod names this lesson's Go module, example.com/listdatabases, requires the driver at v1.10.1, and lists filippo.io/edwards25519, a package the driver itself uses, as indirect. package.json names mysql2 3.24.5 under dependencies. Your go line shows your own Go version, your go.mod marks the driver // indirect too, because go get ran before the .go files existed, and the blank lines and the order of the package.json fields may differ.</w:t>
+        <w:t>These are the files the setup commands wrote, shown here so you can check yours. Each .csproj names MySqlConnector 2.6.2 in a PackageReference. go.mod names this lesson's Go module, example.com/listdatabases, requires the driver at v1.10.1, and lists filippo.io/edwards25519, a package the driver itself uses, as indirect. package.json names mysql2 3.24.5 under dependencies. Your go line shows your own Go version, your go.mod marks the driver // indirect too, because go get ran before the .go files existed, a</w:t>
+      </w:r>
+      <w:r>
+        <w:t>nd the blank lines and the order of the package.json fields may differ.</w:t>
       </w:r>
     </w:p>
     <w:p>
@@ -12307,7 +12343,10 @@
     </w:p>
     <w:p>
       <w:r>
-        <w:t>The Chapter 4 project, the Database-Backed Contact Manager, keeps its contacts as rows of a contacts table in its own database, spa_contacts, with id as the primary key, and its list command prints them the way this lesson prints databases: one query, then a loop over the rows. This lesson's two pieces go into it unchanged: Lesson 4.0's connect_database (connectDatabase, ConnectDatabase), and the row loop of list_databases (listDatabases, ListDatabases). Lesson 4.2 connects to that database by name, and Lesson 4.4 creates the table.</w:t>
+        <w:t>The Chapter 4 project, the Database-Backed Contact Manager, keeps its contacts as rows of a contacts table in its own database, spa_contacts, with id as the primary key, and its list command prints them the way this lesson prints databases: one query, then a loop over the rows. This lesson's two pieces go into it unchanged: Lesson 4.0's connect_server (connectServer, ConnectServer), and the row loop of list_databases (listDatabases, ListDatabases). Lesson 4.2 connects to that database by name, and Lesson 4.</w:t>
+      </w:r>
+      <w:r>
+        <w:t>4 creates the table.</w:t>
       </w:r>
     </w:p>
     <w:p>
@@ -12421,7 +12460,10 @@
     </w:p>
     <w:p>
       <w:r>
-        <w:t>The output must match the Required Exercise Output below, with exit code 0: spa_concepts appears after performance_schema, because MySQL sends the names in alphabetical order. Any other spa_ database on your server appears too, in its alphabetical place; spa_contacts, for example, sorts after spa_concepts. Run the program a second time: the same lines prove it dropped the database. If a run stops between the two statements, the next run reports that spa_concepts already exists (error 1007); remove it with the mysql client, as Lesson 4.0's When a Program Run Fails does for spa_setup_check: set $mysql as in Lesson 4.0, then run &amp; $mysql -u devuser -h 127.0.0.1 -P 3306 -p -e "DROP DATABASE spa_concepts" and type devuser's password (on Linux or macOS, start it with mysql instead of &amp; $mysql).</w:t>
+        <w:t>The output must match the Required Exercise Output below, with exit code 0: spa_concepts appears after performance_schema, because MySQL sends the names in alphabetical order. Any other spa_ database on your server appears too, in its alphabetical place; spa_contacts, for example, sorts after spa_concepts. Run the program a second time: the same lines prove it dropped the database. If a run stops between the two statements, the next run reports that spa_concepts already exists (error 1007); remove it with t</w:t>
+      </w:r>
+      <w:r>
+        <w:t>he mysql client, as Lesson 4.0's When a Program Run Fails does for spa_setup_check: set $mysql as in Lesson 4.0, then run &amp; $mysql -u devuser -h 127.0.0.1 -P 3306 -p -e "DROP DATABASE spa_concepts" and type devuser's password (on Linux or macOS, start it with mysql instead of &amp; $mysql).</w:t>
       </w:r>
     </w:p>
     <w:p>
@@ -12542,7 +12584,10 @@
     </w:p>
     <w:p>
       <w:r>
-        <w:t>Ask the server, instead of your program, to choose the rows. Change the Production-Minded program's statement to SHOW DATABASES LIKE '%schema', and its heading line to Databases matching %schema:. Remember, in a LIKE pattern % means any characters (Lesson 4.0), so '%schema' matches every name that ends with schema. In C, remember that printf needs %% to print one %. In TypeScript, also change row.Database to row["Database (%schema)"]: with LIKE, the server names its answer's column Database (%schema), so row.Database finds no such key and prints undefined. Square brackets read a key by its exact text, as process.env["SPA_DB_PASSWORD"] does. The other languages read the column by its position, so they need no change.</w:t>
+        <w:t>Ask the server, instead of your program, to choose the rows. Change the Production-Minded program's statement to SHOW DATABASES LIKE '%schema', and its heading line to Databases matching %schema:. Remember, in a LIKE pattern % means any characters (Lesson 4.0), so '%schema' matches every name that ends with schema. In C, remember that printf needs %% to print one %. In TypeScript, also change row.Database to row["Database (%schema)"]: with LIKE, the server names its answer's column Database (%schema), so ro</w:t>
+      </w:r>
+      <w:r>
+        <w:t>w.Database finds no such key and prints undefined. Square brackets read a key by its exact text, as process.env["SPA_DB_PASSWORD"] does. The other languages read the column by its position, so they need no change.</w:t>
       </w:r>
     </w:p>
     <w:p>
@@ -12565,7 +12610,10 @@
     </w:p>
     <w:p>
       <w:r>
-        <w:t>Run it. The output must match the Required Challenge Output below: only the two built-in databases, because only their names end with schema. The program's loop did not change; the server simply sent fewer rows. That is a query in miniature: the program asks, and the server picks the matching rows. With the Exercise's change as well, the output must match the Required Combined Output after it: spa_concepts exists while the list is printed, but its name does not match the pattern. No spa_ database appears in either run, whatever your server holds, because no spa_ name ends with schema.</w:t>
+        <w:t>Run it. The output must match the Required Challenge Output below: only the two built-in databases, because only their names end with schema. The program's loop did not change; the server simply sent fewer rows. That is a query in miniature: the program asks, and the server picks the matching rows. With the Exercise's change as well, the output must match the Required Combined Output after it: spa_concepts exists while the list is printed, but its name does not match the pattern. No spa_ database appears in</w:t>
+      </w:r>
+      <w:r>
+        <w:t xml:space="preserve"> either run, whatever your server holds, because no spa_ name ends with schema.</w:t>
       </w:r>
     </w:p>
     <w:p>
@@ -12814,7 +12862,10 @@
     </w:p>
     <w:p>
       <w:r>
-        <w:t>A database, which MySQL also calls a schema, holds tables; a table holds rows; every row has one value, or NULL, for each column; and a primary key names exactly one row. A database server owns its data and answers clients over a connection, so it can do what a file cannot: let many programs write at once, answer queries with only the matching rows, enforce constraints, and group changes into transactions. SQLite puts a database in one file inside a single program; MySQL, SQL Server, and Oracle serve shared data to many programs, as particular accounts, which is why this course uses a server. Every program connected with Lesson 4.0's code, sent SHOW DATABASES, and read its answer row by row, seeing only what devuser's grant allows. Lesson 4.2 connects to one database by name.</w:t>
+        <w:t>A database, which MySQL also calls a schema, holds tables; a table holds rows; every row has one value, or NULL, for each column; and a primary key names exactly one row. A database server owns its data and answers clients over a connection, so it can do what a file cannot: let many programs write at once, answer queries with only the matching rows, enforce constraints, and group changes into transactions. SQLite puts a database in one file inside a single program; MySQL, SQL Server, and Oracle serve shared</w:t>
+      </w:r>
+      <w:r>
+        <w:t xml:space="preserve"> data to many programs, as particular accounts, which is why this course uses a server. Every program connected with Lesson 4.0's code, sent SHOW DATABASES, and read its answer row by row, seeing only what devuser's grant allows. Lesson 4.2 connects to one database by name.</w:t>
       </w:r>
     </w:p>
     <w:sectPr>
@@ -13000,31 +13051,31 @@
       </w:rPr>
     </w:lvl>
   </w:abstractNum>
-  <w:num w:numId="1" w16cid:durableId="1484738905">
+  <w:num w:numId="1" w16cid:durableId="480998711">
     <w:abstractNumId w:val="8"/>
   </w:num>
-  <w:num w:numId="2" w16cid:durableId="498816829">
+  <w:num w:numId="2" w16cid:durableId="547305678">
     <w:abstractNumId w:val="6"/>
   </w:num>
-  <w:num w:numId="3" w16cid:durableId="1494880538">
+  <w:num w:numId="3" w16cid:durableId="1928923362">
     <w:abstractNumId w:val="5"/>
   </w:num>
-  <w:num w:numId="4" w16cid:durableId="1565599256">
+  <w:num w:numId="4" w16cid:durableId="377973887">
     <w:abstractNumId w:val="4"/>
   </w:num>
-  <w:num w:numId="5" w16cid:durableId="2133547133">
+  <w:num w:numId="5" w16cid:durableId="120148371">
     <w:abstractNumId w:val="7"/>
   </w:num>
-  <w:num w:numId="6" w16cid:durableId="687562522">
+  <w:num w:numId="6" w16cid:durableId="1260531480">
     <w:abstractNumId w:val="3"/>
   </w:num>
-  <w:num w:numId="7" w16cid:durableId="282006998">
+  <w:num w:numId="7" w16cid:durableId="1964849251">
     <w:abstractNumId w:val="2"/>
   </w:num>
-  <w:num w:numId="8" w16cid:durableId="1643079360">
+  <w:num w:numId="8" w16cid:durableId="580406694">
     <w:abstractNumId w:val="1"/>
   </w:num>
-  <w:num w:numId="9" w16cid:durableId="2089498282">
+  <w:num w:numId="9" w16cid:durableId="897783713">
     <w:abstractNumId w:val="0"/>
   </w:num>
 </w:numbering>
